--- a/UNIT_3/S09/L5-weekly/Relazione_Threat_Intelligence_IOC.docx
+++ b/UNIT_3/S09/L5-weekly/Relazione_Threat_Intelligence_IOC.docx
@@ -1487,12 +1487,12 @@
           <wp:inline distB="114300" distT="114300" distL="114300" distR="114300">
             <wp:extent cx="5486400" cy="2794000"/>
             <wp:effectExtent b="0" l="0" r="0" t="0"/>
-            <wp:docPr id="4" name="image6.png"/>
+            <wp:docPr id="2" name="image5.png"/>
             <a:graphic>
               <a:graphicData uri="http://schemas.openxmlformats.org/drawingml/2006/picture">
                 <pic:pic>
                   <pic:nvPicPr>
-                    <pic:cNvPr id="0" name="image6.png"/>
+                    <pic:cNvPr id="0" name="image5.png"/>
                     <pic:cNvPicPr preferRelativeResize="0"/>
                   </pic:nvPicPr>
                   <pic:blipFill>
@@ -1777,12 +1777,12 @@
           <wp:inline distB="114300" distT="114300" distL="114300" distR="114300">
             <wp:extent cx="5486400" cy="1612900"/>
             <wp:effectExtent b="0" l="0" r="0" t="0"/>
-            <wp:docPr id="3" name="image1.png"/>
+            <wp:docPr id="5" name="image2.png"/>
             <a:graphic>
               <a:graphicData uri="http://schemas.openxmlformats.org/drawingml/2006/picture">
                 <pic:pic>
                   <pic:nvPicPr>
-                    <pic:cNvPr id="0" name="image1.png"/>
+                    <pic:cNvPr id="0" name="image2.png"/>
                     <pic:cNvPicPr preferRelativeResize="0"/>
                   </pic:nvPicPr>
                   <pic:blipFill>
@@ -2043,16 +2043,12 @@
         <w:t xml:space="preserve">L'output del comando ha evidenziato quanto segue: (1) Porta 80/tcp: stato open, servizio http; (2) Porta 443/tcp: stato closed, servizio https.</w:t>
       </w:r>
       <w:r>
-        <w:rPr>
-          <w:rFonts w:ascii="Times New Roman" w:cs="Times New Roman" w:eastAsia="Times New Roman" w:hAnsi="Times New Roman"/>
-          <w:sz w:val="24"/>
-          <w:szCs w:val="24"/>
-        </w:rPr>
+        <w:rPr/>
         <w:drawing>
           <wp:inline distB="114300" distT="114300" distL="114300" distR="114300">
             <wp:extent cx="5486400" cy="1016000"/>
             <wp:effectExtent b="0" l="0" r="0" t="0"/>
-            <wp:docPr id="6" name="image3.png"/>
+            <wp:docPr id="4" name="image3.png"/>
             <a:graphic>
               <a:graphicData uri="http://schemas.openxmlformats.org/drawingml/2006/picture">
                 <pic:pic>
@@ -2133,14 +2129,31 @@
     </w:p>
     <w:p>
       <w:pPr>
+        <w:spacing w:line="360" w:lineRule="auto"/>
         <w:jc w:val="both"/>
         <w:rPr/>
       </w:pPr>
-      <w:r>
-        <w:rPr>
-          <w:rtl w:val="0"/>
-        </w:rPr>
-        <w:t xml:space="preserve">La cattura di rete conferma l'impiego della tecnica di TCP connect scan (o SYN scan a livello di implementazione di Nmap), caratterizzata dall'invio di un pacchetto SYN e dall'analisi della risposta del target per determinare lo stato della porta.</w:t>
+      <w:sdt>
+        <w:sdtPr>
+          <w:id w:val="1515336955"/>
+          <w:tag w:val="goog_rdk_0"/>
+        </w:sdtPr>
+        <w:sdtContent>
+          <w:r>
+            <w:rPr>
+              <w:rFonts w:ascii="Cardo" w:cs="Cardo" w:eastAsia="Cardo" w:hAnsi="Cardo"/>
+              <w:sz w:val="24"/>
+              <w:szCs w:val="24"/>
+              <w:rtl w:val="0"/>
+            </w:rPr>
+            <w:t xml:space="preserve">La cattura di rete conferma l'impiego della tecnica di TCP connect scan (-sT), caratterizzata dal completamento del three-way handshake (SYN → SYN-ACK → ACK) per ciascuna porta aperta, seguito dalla chiusura della connessione con un segmento RST. Questa modalità è intrinsecamente più rumorosa rispetto alla SYN scan (-sS), in quanto genera connessioni TCP complete, facilmente loggabili dai servizi di sistema del target.</w:t>
+          </w:r>
+        </w:sdtContent>
+      </w:sdt>
+      <w:r>
+        <w:rPr>
+          <w:rtl w:val="0"/>
+        </w:rPr>
       </w:r>
     </w:p>
     <w:p>
@@ -2154,7 +2167,7 @@
           <w:color w:val="000000"/>
           <w:rtl w:val="0"/>
         </w:rPr>
-        <w:t xml:space="preserve">5.2 Scansione Massiva SYN (Half-Open Scan)</w:t>
+        <w:t xml:space="preserve">5.2 Scansione Massiva SYN (Three-wayhandshake intero)</w:t>
       </w:r>
       <w:r>
         <w:rPr>
@@ -2169,55 +2182,65 @@
       </w:pPr>
       <w:r>
         <w:rPr>
+          <w:rtl w:val="0"/>
+        </w:rPr>
+        <w:t xml:space="preserve">Successivamente, è stata condotta una scansione più estesa sulle prime 1024 porte TCP del target, utilizzando la tecnica di </w:t>
+      </w:r>
+      <w:r>
+        <w:rPr>
+          <w:b w:val="1"/>
+          <w:bCs w:val="1"/>
+          <w:rtl w:val="0"/>
+        </w:rPr>
+        <w:t xml:space="preserve">TCP connect scan</w:t>
+      </w:r>
+      <w:r>
+        <w:rPr>
+          <w:rtl w:val="0"/>
+        </w:rPr>
+        <w:t xml:space="preserve"> con elevata velocità di esecuzione:</w:t>
+      </w:r>
+    </w:p>
+    <w:p>
+      <w:pPr>
+        <w:ind w:left="720" w:firstLine="0"/>
+        <w:jc w:val="left"/>
+        <w:rPr/>
+      </w:pPr>
+      <w:r>
+        <w:rPr>
           <w:rFonts w:ascii="Times New Roman" w:cs="Times New Roman" w:eastAsia="Times New Roman" w:hAnsi="Times New Roman"/>
+          <w:b w:val="1"/>
+          <w:bCs w:val="1"/>
           <w:sz w:val="24"/>
           <w:szCs w:val="24"/>
           <w:rtl w:val="0"/>
         </w:rPr>
-        <w:t xml:space="preserve">Successivamente, è stata condotta una scansione più aggressiva sulle prime 1024 porte TCP del target, utilizzando la tecnica SYN (</w:t>
-      </w:r>
+        <w:t xml:space="preserve">sudo nmap -sT -T4 -p -1024 192.168.50.150</w:t>
+      </w:r>
+      <w:r>
+        <w:rPr>
+          <w:rtl w:val="0"/>
+        </w:rPr>
+      </w:r>
+    </w:p>
+    <w:p>
+      <w:pPr>
+        <w:spacing w:line="360" w:lineRule="auto"/>
+        <w:ind w:left="0" w:firstLine="0"/>
+        <w:jc w:val="both"/>
+        <w:rPr/>
+      </w:pPr>
       <w:r>
         <w:rPr>
           <w:rFonts w:ascii="Times New Roman" w:cs="Times New Roman" w:eastAsia="Times New Roman" w:hAnsi="Times New Roman"/>
           <w:i w:val="1"/>
           <w:iCs w:val="1"/>
-          <w:sz w:val="24"/>
-          <w:szCs w:val="24"/>
-          <w:rtl w:val="0"/>
-        </w:rPr>
-        <w:t xml:space="preserve">half-open</w:t>
-      </w:r>
-      <w:r>
-        <w:rPr>
-          <w:rFonts w:ascii="Times New Roman" w:cs="Times New Roman" w:eastAsia="Times New Roman" w:hAnsi="Times New Roman"/>
-          <w:sz w:val="24"/>
-          <w:szCs w:val="24"/>
-          <w:rtl w:val="0"/>
-        </w:rPr>
-        <w:t xml:space="preserve">) con elevata velocità di esecuzione:</w:t>
-      </w:r>
-      <w:r>
-        <w:rPr>
-          <w:rtl w:val="0"/>
-        </w:rPr>
-      </w:r>
-    </w:p>
-    <w:p>
-      <w:pPr>
-        <w:ind w:left="720" w:firstLine="0"/>
-        <w:jc w:val="left"/>
-        <w:rPr/>
-      </w:pPr>
-      <w:r>
-        <w:rPr>
-          <w:rFonts w:ascii="Courier New" w:cs="Courier New" w:eastAsia="Courier New" w:hAnsi="Courier New"/>
-          <w:b w:val="1"/>
-          <w:bCs w:val="1"/>
           <w:sz w:val="22"/>
           <w:szCs w:val="22"/>
           <w:rtl w:val="0"/>
         </w:rPr>
-        <w:t xml:space="preserve">sudo nmap -sS -T4 -p -1024 192.168.50.150</w:t>
+        <w:t xml:space="preserve">Si rammenta che la flag -sT attiva la TCP connect scan, la quale completa interamente il three-way handshake per ogni porta aperta, a differenza della SYN scan (-sS) che interrompe la connessione dopo la ricezione del SYN-ACK. La connect scan risulta pertanto più facilmente rilevabile dai sistemi di logging del target, ma non richiede la capacità di inviare pacchetti raw a livello di kernel.</w:t>
       </w:r>
       <w:r>
         <w:rPr>
@@ -3256,7 +3279,7 @@
           <wp:inline distB="114300" distT="114300" distL="114300" distR="114300">
             <wp:extent cx="5486400" cy="2794000"/>
             <wp:effectExtent b="0" l="0" r="0" t="0"/>
-            <wp:docPr id="2" name="image4.png"/>
+            <wp:docPr id="3" name="image4.png"/>
             <a:graphic>
               <a:graphicData uri="http://schemas.openxmlformats.org/drawingml/2006/picture">
                 <pic:pic>
@@ -3337,93 +3360,18 @@
     </w:p>
     <w:p>
       <w:pPr>
+        <w:spacing w:line="360" w:lineRule="auto"/>
         <w:jc w:val="both"/>
         <w:rPr/>
       </w:pPr>
       <w:r>
         <w:rPr>
-          <w:rtl w:val="0"/>
-        </w:rPr>
-        <w:t xml:space="preserve">L'analisi del traffico generato ha inoltre permesso di osservare il comportamento del target in risposta alla scansione: per le porte aperte, il target ha risposto con segmenti SYN-ACK, mentre per le porte chiuse ha restituito pacchetti RST-ACK. La presenza di pacchetti RST-ACK in uscita dal target verso l'attaccante è indicativa di porte non in ascolto, ma rappresenta comunque un'interazione rilevabile e loggabile.</w:t>
-      </w:r>
-      <w:r>
-        <w:rPr/>
-        <w:drawing>
-          <wp:inline distB="114300" distT="114300" distL="114300" distR="114300">
-            <wp:extent cx="5486400" cy="2870200"/>
-            <wp:effectExtent b="0" l="0" r="0" t="0"/>
-            <wp:docPr id="1" name="image5.png"/>
-            <a:graphic>
-              <a:graphicData uri="http://schemas.openxmlformats.org/drawingml/2006/picture">
-                <pic:pic>
-                  <pic:nvPicPr>
-                    <pic:cNvPr id="0" name="image5.png"/>
-                    <pic:cNvPicPr preferRelativeResize="0"/>
-                  </pic:nvPicPr>
-                  <pic:blipFill>
-                    <a:blip r:embed="rId11"/>
-                    <a:srcRect b="0" l="0" r="0" t="0"/>
-                    <a:stretch>
-                      <a:fillRect/>
-                    </a:stretch>
-                  </pic:blipFill>
-                  <pic:spPr>
-                    <a:xfrm>
-                      <a:off x="0" y="0"/>
-                      <a:ext cx="5486400" cy="2870200"/>
-                    </a:xfrm>
-                    <a:prstGeom prst="rect"/>
-                    <a:ln/>
-                  </pic:spPr>
-                </pic:pic>
-              </a:graphicData>
-            </a:graphic>
-          </wp:inline>
-        </w:drawing>
-      </w:r>
-      <w:r>
-        <w:rPr>
-          <w:rtl w:val="0"/>
-        </w:rPr>
-      </w:r>
-    </w:p>
-    <w:p>
-      <w:pPr>
-        <w:jc w:val="center"/>
-        <w:rPr/>
-      </w:pPr>
-      <w:r>
-        <w:rPr>
           <w:rFonts w:ascii="Times New Roman" w:cs="Times New Roman" w:eastAsia="Times New Roman" w:hAnsi="Times New Roman"/>
-          <w:b w:val="1"/>
-          <w:bCs w:val="1"/>
-          <w:sz w:val="20"/>
-          <w:szCs w:val="20"/>
-          <w:rtl w:val="0"/>
-        </w:rPr>
-        <w:t xml:space="preserve">Figura 5 — Sequenza di pacchetti TCP SYN e RST-ACK durante la scansione multi-porta</w:t>
-      </w:r>
-      <w:r>
-        <w:rPr>
-          <w:rtl w:val="0"/>
-        </w:rPr>
-      </w:r>
-    </w:p>
-    <w:p>
-      <w:pPr>
-        <w:jc w:val="center"/>
-        <w:rPr/>
-      </w:pPr>
-      <w:r>
-        <w:rPr>
-          <w:rFonts w:ascii="Times New Roman" w:cs="Times New Roman" w:eastAsia="Times New Roman" w:hAnsi="Times New Roman"/>
-          <w:i w:val="1"/>
-          <w:iCs w:val="1"/>
-          <w:sz w:val="20"/>
-          <w:szCs w:val="20"/>
-          <w:rtl w:val="0"/>
-        </w:rPr>
-        <w:t xml:space="preserve">La figura mostra un estratto della cattura Wireshark relativo alla fase di scansione, in cui si osservano segmenti SYN diretti verso porte diverse (23, 111, 443, 554, 135, 993, 21) e le corrispondenti risposte RST-ACK, testimonianza di un'attività sistematica di port enumeration.</w:t>
+          <w:sz w:val="24"/>
+          <w:szCs w:val="24"/>
+          <w:rtl w:val="0"/>
+        </w:rPr>
+        <w:t xml:space="preserve">L'analisi del traffico generato ha inoltre permesso di osservare il comportamento del target in risposta alla scansione: per le porte aperte, è stato completato il three-way handshake (SYN, SYN-ACK, ACK), seguito da un RST per la chiusura della connessione; per le porte chiuse, il target ha restituito pacchetti RST-ACK. La presenza di connessioni TCP complete stabilite e immediatamente terminate costituisce un pattern altamente rilevabile per qualsiasi sistema di monitoraggio della rete.</w:t>
       </w:r>
       <w:r>
         <w:rPr>
@@ -4305,16 +4253,16 @@
           <wp:inline distB="114300" distT="114300" distL="114300" distR="114300">
             <wp:extent cx="5486400" cy="317500"/>
             <wp:effectExtent b="0" l="0" r="0" t="0"/>
-            <wp:docPr id="5" name="image2.png"/>
+            <wp:docPr id="1" name="image1.png"/>
             <a:graphic>
               <a:graphicData uri="http://schemas.openxmlformats.org/drawingml/2006/picture">
                 <pic:pic>
                   <pic:nvPicPr>
-                    <pic:cNvPr id="0" name="image2.png"/>
+                    <pic:cNvPr id="0" name="image1.png"/>
                     <pic:cNvPicPr preferRelativeResize="0"/>
                   </pic:nvPicPr>
                   <pic:blipFill>
-                    <a:blip r:embed="rId12"/>
+                    <a:blip r:embed="rId11"/>
                     <a:srcRect b="0" l="0" r="0" t="0"/>
                     <a:stretch>
                       <a:fillRect/>
@@ -4731,7 +4679,7 @@
                 <w:szCs w:val="22"/>
                 <w:rtl w:val="0"/>
               </w:rPr>
-              <w:t xml:space="preserve">IOC-003 (SYN scan multi-porta)</w:t>
+              <w:t xml:space="preserve">IOC-003 (TCP connect scan multi-porta)</w:t>
             </w:r>
             <w:r>
               <w:rPr>
@@ -5960,7 +5908,21 @@
     </w:p>
     <w:p>
       <w:pPr>
-        <w:jc w:val="both"/>
+        <w:keepNext w:val="0"/>
+        <w:keepLines w:val="0"/>
+        <w:pageBreakBefore w:val="0"/>
+        <w:widowControl w:val="1"/>
+        <w:pBdr>
+          <w:top w:space="0" w:sz="0" w:val="nil"/>
+          <w:left w:space="0" w:sz="0" w:val="nil"/>
+          <w:bottom w:space="0" w:sz="0" w:val="nil"/>
+          <w:right w:space="0" w:sz="0" w:val="nil"/>
+          <w:between w:space="0" w:sz="0" w:val="nil"/>
+        </w:pBdr>
+        <w:shd w:fill="auto" w:val="clear"/>
+        <w:spacing w:after="120" w:before="0" w:line="360" w:lineRule="auto"/>
+        <w:ind w:left="0" w:right="0" w:firstLine="0"/>
+        <w:jc w:val="left"/>
         <w:rPr/>
       </w:pPr>
       <w:r>
@@ -5971,7 +5933,21 @@
     </w:p>
     <w:p>
       <w:pPr>
-        <w:jc w:val="both"/>
+        <w:keepNext w:val="0"/>
+        <w:keepLines w:val="0"/>
+        <w:pageBreakBefore w:val="0"/>
+        <w:widowControl w:val="1"/>
+        <w:pBdr>
+          <w:top w:space="0" w:sz="0" w:val="nil"/>
+          <w:left w:space="0" w:sz="0" w:val="nil"/>
+          <w:bottom w:space="0" w:sz="0" w:val="nil"/>
+          <w:right w:space="0" w:sz="0" w:val="nil"/>
+          <w:between w:space="0" w:sz="0" w:val="nil"/>
+        </w:pBdr>
+        <w:shd w:fill="auto" w:val="clear"/>
+        <w:spacing w:after="120" w:before="0" w:line="360" w:lineRule="auto"/>
+        <w:ind w:left="0" w:right="0" w:firstLine="0"/>
+        <w:jc w:val="left"/>
         <w:rPr/>
       </w:pPr>
       <w:r>
@@ -5982,7 +5958,21 @@
     </w:p>
     <w:p>
       <w:pPr>
-        <w:jc w:val="both"/>
+        <w:keepNext w:val="0"/>
+        <w:keepLines w:val="0"/>
+        <w:pageBreakBefore w:val="0"/>
+        <w:widowControl w:val="1"/>
+        <w:pBdr>
+          <w:top w:space="0" w:sz="0" w:val="nil"/>
+          <w:left w:space="0" w:sz="0" w:val="nil"/>
+          <w:bottom w:space="0" w:sz="0" w:val="nil"/>
+          <w:right w:space="0" w:sz="0" w:val="nil"/>
+          <w:between w:space="0" w:sz="0" w:val="nil"/>
+        </w:pBdr>
+        <w:shd w:fill="auto" w:val="clear"/>
+        <w:spacing w:after="120" w:before="0" w:line="360" w:lineRule="auto"/>
+        <w:ind w:left="0" w:right="0" w:firstLine="0"/>
+        <w:jc w:val="left"/>
         <w:rPr/>
       </w:pPr>
       <w:r>
@@ -5993,7 +5983,21 @@
     </w:p>
     <w:p>
       <w:pPr>
-        <w:jc w:val="both"/>
+        <w:keepNext w:val="0"/>
+        <w:keepLines w:val="0"/>
+        <w:pageBreakBefore w:val="0"/>
+        <w:widowControl w:val="1"/>
+        <w:pBdr>
+          <w:top w:space="0" w:sz="0" w:val="nil"/>
+          <w:left w:space="0" w:sz="0" w:val="nil"/>
+          <w:bottom w:space="0" w:sz="0" w:val="nil"/>
+          <w:right w:space="0" w:sz="0" w:val="nil"/>
+          <w:between w:space="0" w:sz="0" w:val="nil"/>
+        </w:pBdr>
+        <w:shd w:fill="auto" w:val="clear"/>
+        <w:spacing w:after="120" w:before="0" w:line="360" w:lineRule="auto"/>
+        <w:ind w:left="0" w:right="0" w:firstLine="0"/>
+        <w:jc w:val="left"/>
         <w:rPr/>
       </w:pPr>
       <w:r>
@@ -6004,7 +6008,21 @@
     </w:p>
     <w:p>
       <w:pPr>
-        <w:jc w:val="both"/>
+        <w:keepNext w:val="0"/>
+        <w:keepLines w:val="0"/>
+        <w:pageBreakBefore w:val="0"/>
+        <w:widowControl w:val="1"/>
+        <w:pBdr>
+          <w:top w:space="0" w:sz="0" w:val="nil"/>
+          <w:left w:space="0" w:sz="0" w:val="nil"/>
+          <w:bottom w:space="0" w:sz="0" w:val="nil"/>
+          <w:right w:space="0" w:sz="0" w:val="nil"/>
+          <w:between w:space="0" w:sz="0" w:val="nil"/>
+        </w:pBdr>
+        <w:shd w:fill="auto" w:val="clear"/>
+        <w:spacing w:after="120" w:before="0" w:line="360" w:lineRule="auto"/>
+        <w:ind w:left="0" w:right="0" w:firstLine="0"/>
+        <w:jc w:val="left"/>
         <w:rPr/>
       </w:pPr>
       <w:r>
@@ -6015,7 +6033,21 @@
     </w:p>
     <w:p>
       <w:pPr>
-        <w:jc w:val="both"/>
+        <w:keepNext w:val="0"/>
+        <w:keepLines w:val="0"/>
+        <w:pageBreakBefore w:val="0"/>
+        <w:widowControl w:val="1"/>
+        <w:pBdr>
+          <w:top w:space="0" w:sz="0" w:val="nil"/>
+          <w:left w:space="0" w:sz="0" w:val="nil"/>
+          <w:bottom w:space="0" w:sz="0" w:val="nil"/>
+          <w:right w:space="0" w:sz="0" w:val="nil"/>
+          <w:between w:space="0" w:sz="0" w:val="nil"/>
+        </w:pBdr>
+        <w:shd w:fill="auto" w:val="clear"/>
+        <w:spacing w:after="120" w:before="0" w:line="360" w:lineRule="auto"/>
+        <w:ind w:left="0" w:right="0" w:firstLine="0"/>
+        <w:jc w:val="left"/>
         <w:rPr/>
       </w:pPr>
       <w:r>
@@ -6026,6 +6058,21 @@
     </w:p>
     <w:p>
       <w:pPr>
+        <w:keepNext w:val="0"/>
+        <w:keepLines w:val="0"/>
+        <w:pageBreakBefore w:val="0"/>
+        <w:widowControl w:val="1"/>
+        <w:pBdr>
+          <w:top w:space="0" w:sz="0" w:val="nil"/>
+          <w:left w:space="0" w:sz="0" w:val="nil"/>
+          <w:bottom w:space="0" w:sz="0" w:val="nil"/>
+          <w:right w:space="0" w:sz="0" w:val="nil"/>
+          <w:between w:space="0" w:sz="0" w:val="nil"/>
+        </w:pBdr>
+        <w:shd w:fill="auto" w:val="clear"/>
+        <w:spacing w:after="120" w:before="0" w:line="360" w:lineRule="auto"/>
+        <w:ind w:left="0" w:right="0" w:firstLine="0"/>
+        <w:jc w:val="left"/>
         <w:rPr/>
       </w:pPr>
       <w:r>
@@ -6036,6 +6083,21 @@
     </w:p>
     <w:p>
       <w:pPr>
+        <w:keepNext w:val="0"/>
+        <w:keepLines w:val="0"/>
+        <w:pageBreakBefore w:val="0"/>
+        <w:widowControl w:val="1"/>
+        <w:pBdr>
+          <w:top w:space="0" w:sz="0" w:val="nil"/>
+          <w:left w:space="0" w:sz="0" w:val="nil"/>
+          <w:bottom w:space="0" w:sz="0" w:val="nil"/>
+          <w:right w:space="0" w:sz="0" w:val="nil"/>
+          <w:between w:space="0" w:sz="0" w:val="nil"/>
+        </w:pBdr>
+        <w:shd w:fill="auto" w:val="clear"/>
+        <w:spacing w:after="120" w:before="0" w:line="360" w:lineRule="auto"/>
+        <w:ind w:left="0" w:right="0" w:firstLine="0"/>
+        <w:jc w:val="left"/>
         <w:rPr/>
       </w:pPr>
       <w:r>
@@ -6046,6 +6108,21 @@
     </w:p>
     <w:p>
       <w:pPr>
+        <w:keepNext w:val="0"/>
+        <w:keepLines w:val="0"/>
+        <w:pageBreakBefore w:val="0"/>
+        <w:widowControl w:val="1"/>
+        <w:pBdr>
+          <w:top w:space="0" w:sz="0" w:val="nil"/>
+          <w:left w:space="0" w:sz="0" w:val="nil"/>
+          <w:bottom w:space="0" w:sz="0" w:val="nil"/>
+          <w:right w:space="0" w:sz="0" w:val="nil"/>
+          <w:between w:space="0" w:sz="0" w:val="nil"/>
+        </w:pBdr>
+        <w:shd w:fill="auto" w:val="clear"/>
+        <w:spacing w:after="120" w:before="0" w:line="360" w:lineRule="auto"/>
+        <w:ind w:left="0" w:right="0" w:firstLine="0"/>
+        <w:jc w:val="left"/>
         <w:rPr/>
       </w:pPr>
       <w:r>
@@ -6056,6 +6133,21 @@
     </w:p>
     <w:p>
       <w:pPr>
+        <w:keepNext w:val="0"/>
+        <w:keepLines w:val="0"/>
+        <w:pageBreakBefore w:val="0"/>
+        <w:widowControl w:val="1"/>
+        <w:pBdr>
+          <w:top w:space="0" w:sz="0" w:val="nil"/>
+          <w:left w:space="0" w:sz="0" w:val="nil"/>
+          <w:bottom w:space="0" w:sz="0" w:val="nil"/>
+          <w:right w:space="0" w:sz="0" w:val="nil"/>
+          <w:between w:space="0" w:sz="0" w:val="nil"/>
+        </w:pBdr>
+        <w:shd w:fill="auto" w:val="clear"/>
+        <w:spacing w:after="120" w:before="0" w:line="360" w:lineRule="auto"/>
+        <w:ind w:left="0" w:right="0" w:firstLine="0"/>
+        <w:jc w:val="left"/>
         <w:rPr/>
       </w:pPr>
       <w:r>
@@ -6066,6 +6158,21 @@
     </w:p>
     <w:p>
       <w:pPr>
+        <w:keepNext w:val="0"/>
+        <w:keepLines w:val="0"/>
+        <w:pageBreakBefore w:val="0"/>
+        <w:widowControl w:val="1"/>
+        <w:pBdr>
+          <w:top w:space="0" w:sz="0" w:val="nil"/>
+          <w:left w:space="0" w:sz="0" w:val="nil"/>
+          <w:bottom w:space="0" w:sz="0" w:val="nil"/>
+          <w:right w:space="0" w:sz="0" w:val="nil"/>
+          <w:between w:space="0" w:sz="0" w:val="nil"/>
+        </w:pBdr>
+        <w:shd w:fill="auto" w:val="clear"/>
+        <w:spacing w:after="120" w:before="0" w:line="360" w:lineRule="auto"/>
+        <w:ind w:left="0" w:right="0" w:firstLine="0"/>
+        <w:jc w:val="left"/>
         <w:rPr/>
       </w:pPr>
       <w:r>
@@ -6076,6 +6183,21 @@
     </w:p>
     <w:p>
       <w:pPr>
+        <w:keepNext w:val="0"/>
+        <w:keepLines w:val="0"/>
+        <w:pageBreakBefore w:val="0"/>
+        <w:widowControl w:val="1"/>
+        <w:pBdr>
+          <w:top w:space="0" w:sz="0" w:val="nil"/>
+          <w:left w:space="0" w:sz="0" w:val="nil"/>
+          <w:bottom w:space="0" w:sz="0" w:val="nil"/>
+          <w:right w:space="0" w:sz="0" w:val="nil"/>
+          <w:between w:space="0" w:sz="0" w:val="nil"/>
+        </w:pBdr>
+        <w:shd w:fill="auto" w:val="clear"/>
+        <w:spacing w:after="120" w:before="0" w:line="360" w:lineRule="auto"/>
+        <w:ind w:left="0" w:right="0" w:firstLine="0"/>
+        <w:jc w:val="left"/>
         <w:rPr/>
       </w:pPr>
       <w:r>
@@ -6086,6 +6208,21 @@
     </w:p>
     <w:p>
       <w:pPr>
+        <w:keepNext w:val="0"/>
+        <w:keepLines w:val="0"/>
+        <w:pageBreakBefore w:val="0"/>
+        <w:widowControl w:val="1"/>
+        <w:pBdr>
+          <w:top w:space="0" w:sz="0" w:val="nil"/>
+          <w:left w:space="0" w:sz="0" w:val="nil"/>
+          <w:bottom w:space="0" w:sz="0" w:val="nil"/>
+          <w:right w:space="0" w:sz="0" w:val="nil"/>
+          <w:between w:space="0" w:sz="0" w:val="nil"/>
+        </w:pBdr>
+        <w:shd w:fill="auto" w:val="clear"/>
+        <w:spacing w:after="120" w:before="0" w:line="360" w:lineRule="auto"/>
+        <w:ind w:left="0" w:right="0" w:firstLine="0"/>
+        <w:jc w:val="left"/>
         <w:rPr/>
       </w:pPr>
       <w:r>
@@ -6096,6 +6233,21 @@
     </w:p>
     <w:p>
       <w:pPr>
+        <w:keepNext w:val="0"/>
+        <w:keepLines w:val="0"/>
+        <w:pageBreakBefore w:val="0"/>
+        <w:widowControl w:val="1"/>
+        <w:pBdr>
+          <w:top w:space="0" w:sz="0" w:val="nil"/>
+          <w:left w:space="0" w:sz="0" w:val="nil"/>
+          <w:bottom w:space="0" w:sz="0" w:val="nil"/>
+          <w:right w:space="0" w:sz="0" w:val="nil"/>
+          <w:between w:space="0" w:sz="0" w:val="nil"/>
+        </w:pBdr>
+        <w:shd w:fill="auto" w:val="clear"/>
+        <w:spacing w:after="120" w:before="0" w:line="360" w:lineRule="auto"/>
+        <w:ind w:left="0" w:right="0" w:firstLine="0"/>
+        <w:jc w:val="left"/>
         <w:rPr/>
       </w:pPr>
       <w:r>
@@ -6106,6 +6258,21 @@
     </w:p>
     <w:p>
       <w:pPr>
+        <w:keepNext w:val="0"/>
+        <w:keepLines w:val="0"/>
+        <w:pageBreakBefore w:val="0"/>
+        <w:widowControl w:val="1"/>
+        <w:pBdr>
+          <w:top w:space="0" w:sz="0" w:val="nil"/>
+          <w:left w:space="0" w:sz="0" w:val="nil"/>
+          <w:bottom w:space="0" w:sz="0" w:val="nil"/>
+          <w:right w:space="0" w:sz="0" w:val="nil"/>
+          <w:between w:space="0" w:sz="0" w:val="nil"/>
+        </w:pBdr>
+        <w:shd w:fill="auto" w:val="clear"/>
+        <w:spacing w:after="120" w:before="0" w:line="360" w:lineRule="auto"/>
+        <w:ind w:left="0" w:right="0" w:firstLine="0"/>
+        <w:jc w:val="left"/>
         <w:rPr/>
       </w:pPr>
       <w:r>
@@ -6116,56 +6283,21 @@
     </w:p>
     <w:p>
       <w:pPr>
-        <w:rPr/>
-      </w:pPr>
-      <w:r>
-        <w:rPr>
-          <w:rtl w:val="0"/>
-        </w:rPr>
-      </w:r>
-    </w:p>
-    <w:p>
-      <w:pPr>
-        <w:rPr/>
-      </w:pPr>
-      <w:r>
-        <w:rPr>
-          <w:rtl w:val="0"/>
-        </w:rPr>
-      </w:r>
-    </w:p>
-    <w:p>
-      <w:pPr>
-        <w:rPr/>
-      </w:pPr>
-      <w:r>
-        <w:rPr>
-          <w:rtl w:val="0"/>
-        </w:rPr>
-      </w:r>
-    </w:p>
-    <w:p>
-      <w:pPr>
-        <w:rPr/>
-      </w:pPr>
-      <w:r>
-        <w:rPr>
-          <w:rtl w:val="0"/>
-        </w:rPr>
-      </w:r>
-    </w:p>
-    <w:p>
-      <w:pPr>
-        <w:rPr/>
-      </w:pPr>
-      <w:r>
-        <w:rPr>
-          <w:rtl w:val="0"/>
-        </w:rPr>
-      </w:r>
-    </w:p>
-    <w:p>
-      <w:pPr>
+        <w:keepNext w:val="0"/>
+        <w:keepLines w:val="0"/>
+        <w:pageBreakBefore w:val="0"/>
+        <w:widowControl w:val="1"/>
+        <w:pBdr>
+          <w:top w:space="0" w:sz="0" w:val="nil"/>
+          <w:left w:space="0" w:sz="0" w:val="nil"/>
+          <w:bottom w:space="0" w:sz="0" w:val="nil"/>
+          <w:right w:space="0" w:sz="0" w:val="nil"/>
+          <w:between w:space="0" w:sz="0" w:val="nil"/>
+        </w:pBdr>
+        <w:shd w:fill="auto" w:val="clear"/>
+        <w:spacing w:after="120" w:before="0" w:line="360" w:lineRule="auto"/>
+        <w:ind w:left="0" w:right="0" w:firstLine="0"/>
+        <w:jc w:val="left"/>
         <w:rPr/>
       </w:pPr>
       <w:r>
@@ -18475,7 +18607,7 @@
 
 <file path=customXML/item1.xml><?xml version="1.0" encoding="utf-8"?>
 <go:gDocsCustomXmlDataStorage xmlns:go="http://customooxmlschemas.google.com/" xmlns:r="http://schemas.openxmlformats.org/officeDocument/2006/relationships" uri="GoogleDocsCustomDataVersion2">
-  <go:docsCustomData xmlns:go="http://customooxmlschemas.google.com/" roundtripDataSignature="AMtx7mhszOOrjSMuDDNo6rdLEf1Q3rdaDg==">CgMxLjA4AHIhMUhsNFRBb3NKOW81R1FYSFd1a0s4ak1yQ3BVNHhpU1Jo</go:docsCustomData>
+  <go:docsCustomData xmlns:go="http://customooxmlschemas.google.com/" roundtripDataSignature="AMtx7mg1ByArPes16hI+Io5h3WURCiwDug==">CgMxLjAaIwoBMBIeChwIB0IYCg9UaW1lcyBOZXcgUm9tYW4SBUNhcmRvOAByITFzb3FaMWFBdzNHY3Y0eklKR0VNME5qQkpydlRiTzVSZQ==</go:docsCustomData>
 </go:gDocsCustomXmlDataStorage>
 </file>
 
